--- a/Fase 2/Evidencias Individuales/Aravena_Bryan_2.1_APT122_DiarioReflexionFase2.docx
+++ b/Fase 2/Evidencias Individuales/Aravena_Bryan_2.1_APT122_DiarioReflexionFase2.docx
@@ -70,16 +70,16 @@
                 <wp:inline distB="0" distT="0" distL="0" distR="0">
                   <wp:extent cx="393640" cy="444500"/>
                   <wp:effectExtent b="0" l="0" r="0" t="0"/>
-                  <wp:docPr id="2" name="image2.png"/>
+                  <wp:docPr id="7" name="image4.png"/>
                   <a:graphic>
                     <a:graphicData uri="http://schemas.openxmlformats.org/drawingml/2006/picture">
                       <pic:pic>
                         <pic:nvPicPr>
-                          <pic:cNvPr id="0" name="image2.png"/>
+                          <pic:cNvPr id="0" name="image4.png"/>
                           <pic:cNvPicPr preferRelativeResize="0"/>
                         </pic:nvPicPr>
                         <pic:blipFill>
-                          <a:blip r:embed="rId6"/>
+                          <a:blip r:embed="rId7"/>
                           <a:srcRect b="0" l="0" r="0" t="0"/>
                           <a:stretch>
                             <a:fillRect/>
@@ -345,8 +345,12 @@
             </w:pPr>
             <w:r>
               <w:rPr>
-                <w:rtl w:val="0"/>
-              </w:rPr>
+                <w:color w:val="767171"/>
+                <w:sz w:val="24"/>
+                <w:szCs w:val="24"/>
+                <w:rtl w:val="0"/>
+              </w:rPr>
+              <w:t xml:space="preserve">Si he podido cumplir con las actividades a tiempo en conjunto todo el equipo, el factor que ha facilitado el trabajo ha sido la clara comunicación entre todos ademas del apoyo permanente que nos entregamos</w:t>
             </w:r>
           </w:p>
           <w:p>
@@ -514,7 +518,6 @@
             <w:pPr>
               <w:jc w:val="both"/>
               <w:rPr>
-                <w:rFonts w:ascii="Calibri" w:cs="Calibri" w:eastAsia="Calibri" w:hAnsi="Calibri"/>
                 <w:b w:val="1"/>
                 <w:bCs w:val="1"/>
                 <w:color w:val="1f4e79"/>
@@ -524,6 +527,25 @@
               <w:rPr>
                 <w:rtl w:val="0"/>
               </w:rPr>
+            </w:r>
+          </w:p>
+          <w:p>
+            <w:pPr>
+              <w:jc w:val="both"/>
+              <w:rPr>
+                <w:b w:val="1"/>
+                <w:bCs w:val="1"/>
+                <w:color w:val="1f4e79"/>
+              </w:rPr>
+            </w:pPr>
+            <w:r>
+              <w:rPr>
+                <w:b w:val="1"/>
+                <w:bCs w:val="1"/>
+                <w:color w:val="1f4e79"/>
+                <w:rtl w:val="0"/>
+              </w:rPr>
+              <w:t xml:space="preserve">Apoyándonos más como equipo si hay una complejidad como proponer soluciones entre los tres y aplicarla de manera de solucionar lo más rápido posible</w:t>
             </w:r>
           </w:p>
           <w:p>
@@ -804,7 +826,6 @@
             <w:pPr>
               <w:jc w:val="both"/>
               <w:rPr>
-                <w:color w:val="767171"/>
                 <w:sz w:val="24"/>
                 <w:szCs w:val="24"/>
               </w:rPr>
@@ -817,10 +838,36 @@
               </w:rPr>
               <w:t xml:space="preserve">¿Cómo evalúas tu trabajo? ¿Qué destacas y qué podrías hacer para mejorar tu trabajo? </w:t>
             </w:r>
-            <w:r>
-              <w:rPr>
-                <w:rtl w:val="0"/>
-              </w:rPr>
+          </w:p>
+          <w:p>
+            <w:pPr>
+              <w:jc w:val="both"/>
+              <w:rPr>
+                <w:sz w:val="24"/>
+                <w:szCs w:val="24"/>
+              </w:rPr>
+            </w:pPr>
+            <w:r>
+              <w:rPr>
+                <w:rtl w:val="0"/>
+              </w:rPr>
+            </w:r>
+          </w:p>
+          <w:p>
+            <w:pPr>
+              <w:jc w:val="both"/>
+              <w:rPr>
+                <w:sz w:val="24"/>
+                <w:szCs w:val="24"/>
+              </w:rPr>
+            </w:pPr>
+            <w:r>
+              <w:rPr>
+                <w:sz w:val="24"/>
+                <w:szCs w:val="24"/>
+                <w:rtl w:val="0"/>
+              </w:rPr>
+              <w:t xml:space="preserve">Bien, destacó la organización de manera personal y grupal hemos tenido buena comunicación y esto nos ha llevado a seguir de buena forma con el proyecto</w:t>
             </w:r>
           </w:p>
           <w:p>
@@ -991,7 +1038,6 @@
             <w:pPr>
               <w:jc w:val="both"/>
               <w:rPr>
-                <w:color w:val="767171"/>
                 <w:sz w:val="24"/>
                 <w:szCs w:val="24"/>
               </w:rPr>
@@ -1004,10 +1050,36 @@
               </w:rPr>
               <w:t xml:space="preserve">¿Qué inquietudes te quedan sobre cómo proceder? ¿Qué pregunta te gustaría hacerle a tu docente o a tus pares?</w:t>
             </w:r>
-            <w:r>
-              <w:rPr>
-                <w:rtl w:val="0"/>
-              </w:rPr>
+          </w:p>
+          <w:p>
+            <w:pPr>
+              <w:jc w:val="both"/>
+              <w:rPr>
+                <w:sz w:val="24"/>
+                <w:szCs w:val="24"/>
+              </w:rPr>
+            </w:pPr>
+            <w:r>
+              <w:rPr>
+                <w:rtl w:val="0"/>
+              </w:rPr>
+            </w:r>
+          </w:p>
+          <w:p>
+            <w:pPr>
+              <w:jc w:val="both"/>
+              <w:rPr>
+                <w:sz w:val="24"/>
+                <w:szCs w:val="24"/>
+              </w:rPr>
+            </w:pPr>
+            <w:r>
+              <w:rPr>
+                <w:sz w:val="24"/>
+                <w:szCs w:val="24"/>
+                <w:rtl w:val="0"/>
+              </w:rPr>
+              <w:t xml:space="preserve">De momento no tengo inquietudes ni preguntas, que nos detengan en el desarrollo </w:t>
             </w:r>
           </w:p>
           <w:p>
@@ -1201,7 +1273,6 @@
             <w:pPr>
               <w:jc w:val="both"/>
               <w:rPr>
-                <w:color w:val="767171"/>
                 <w:sz w:val="24"/>
                 <w:szCs w:val="24"/>
               </w:rPr>
@@ -1214,10 +1285,36 @@
               </w:rPr>
               <w:t xml:space="preserve">¿Consideran que las actividades deben ser redistribuidas entre los miembros del grupo? ¿Hay nuevas actividades que deban ser asignadas a algún miembro del grupo?</w:t>
             </w:r>
-            <w:r>
-              <w:rPr>
-                <w:rtl w:val="0"/>
-              </w:rPr>
+          </w:p>
+          <w:p>
+            <w:pPr>
+              <w:jc w:val="both"/>
+              <w:rPr>
+                <w:sz w:val="24"/>
+                <w:szCs w:val="24"/>
+              </w:rPr>
+            </w:pPr>
+            <w:r>
+              <w:rPr>
+                <w:rtl w:val="0"/>
+              </w:rPr>
+            </w:r>
+          </w:p>
+          <w:p>
+            <w:pPr>
+              <w:jc w:val="both"/>
+              <w:rPr>
+                <w:sz w:val="24"/>
+                <w:szCs w:val="24"/>
+              </w:rPr>
+            </w:pPr>
+            <w:r>
+              <w:rPr>
+                <w:sz w:val="24"/>
+                <w:szCs w:val="24"/>
+                <w:rtl w:val="0"/>
+              </w:rPr>
+              <w:t xml:space="preserve">No, ya asignamos cada actividad y todos hemos sido capaces de completarlas de acuerdo a las fechas y cuando se nos complica nos apoyamos mutuamente para cumplir</w:t>
             </w:r>
           </w:p>
           <w:p>
@@ -1361,7 +1458,7 @@
                 <w:szCs w:val="24"/>
               </w:rPr>
             </w:pPr>
-            <w:bookmarkStart w:colFirst="0" w:colLast="0" w:name="_vcydd1vppnae" w:id="0"/>
+            <w:bookmarkStart w:colFirst="0" w:colLast="0" w:name="_heading=h.xbtor0ant4lh" w:id="0"/>
             <w:bookmarkEnd w:id="0"/>
             <w:r>
               <w:rPr>
@@ -1394,7 +1491,6 @@
             <w:pPr>
               <w:jc w:val="both"/>
               <w:rPr>
-                <w:color w:val="767171"/>
                 <w:sz w:val="24"/>
                 <w:szCs w:val="24"/>
               </w:rPr>
@@ -1407,10 +1503,36 @@
               </w:rPr>
               <w:t xml:space="preserve">¿Cómo evalúan el trabajo en grupo? ¿Qué aspectos positivos destacan? ¿Qué aspectos podrían mejorar?</w:t>
             </w:r>
-            <w:r>
-              <w:rPr>
-                <w:rtl w:val="0"/>
-              </w:rPr>
+          </w:p>
+          <w:p>
+            <w:pPr>
+              <w:jc w:val="both"/>
+              <w:rPr>
+                <w:sz w:val="24"/>
+                <w:szCs w:val="24"/>
+              </w:rPr>
+            </w:pPr>
+            <w:r>
+              <w:rPr>
+                <w:rtl w:val="0"/>
+              </w:rPr>
+            </w:r>
+          </w:p>
+          <w:p>
+            <w:pPr>
+              <w:jc w:val="both"/>
+              <w:rPr>
+                <w:sz w:val="24"/>
+                <w:szCs w:val="24"/>
+              </w:rPr>
+            </w:pPr>
+            <w:r>
+              <w:rPr>
+                <w:sz w:val="24"/>
+                <w:szCs w:val="24"/>
+                <w:rtl w:val="0"/>
+              </w:rPr>
+              <w:t xml:space="preserve">En mi opinión destaco mucho el trabajo del equipo nos complementamos muy bien de forma que no hemos tenido problemas, destaco mucho el orden que hemos tenido en el proyecto y la comunicación de los avances y cuando hemos tenido problemas.</w:t>
             </w:r>
           </w:p>
           <w:p>
@@ -1526,9 +1648,9 @@
       </w:r>
     </w:p>
     <w:sectPr>
-      <w:headerReference r:id="rId7" w:type="default"/>
-      <w:headerReference r:id="rId8" w:type="first"/>
-      <w:footerReference r:id="rId9" w:type="default"/>
+      <w:headerReference r:id="rId8" w:type="default"/>
+      <w:headerReference r:id="rId9" w:type="first"/>
+      <w:footerReference r:id="rId10" w:type="default"/>
       <w:pgSz w:h="15840" w:w="12240" w:orient="portrait"/>
       <w:pgMar w:bottom="1134" w:top="1440" w:left="1077" w:right="1077" w:header="567" w:footer="465"/>
       <w:pgNumType w:start="0"/>
@@ -1543,7 +1665,6 @@
     <w:pPr>
       <w:keepNext w:val="0"/>
       <w:keepLines w:val="0"/>
-      <w:pageBreakBefore w:val="0"/>
       <w:widowControl w:val="1"/>
       <w:pBdr>
         <w:top w:space="0" w:sz="0" w:val="nil"/>
@@ -1588,7 +1709,7 @@
             <wp:anchor allowOverlap="1" behindDoc="0" distB="0" distT="0" distL="114300" distR="114300" hidden="0" layoutInCell="1" locked="0" relativeHeight="0" simplePos="0">
               <wp:simplePos x="0" y="0"/>
               <wp:positionH relativeFrom="column">
-                <wp:posOffset>-683894</wp:posOffset>
+                <wp:posOffset>-683893</wp:posOffset>
               </wp:positionH>
               <wp:positionV relativeFrom="paragraph">
                 <wp:posOffset>0</wp:posOffset>
@@ -1596,17 +1717,17 @@
               <wp:extent cx="7753350" cy="190500"/>
               <wp:effectExtent b="0" l="0" r="0" t="0"/>
               <wp:wrapNone/>
-              <wp:docPr id="1" name=""/>
+              <wp:docPr id="6" name=""/>
               <a:graphic>
                 <a:graphicData uri="http://schemas.microsoft.com/office/word/2010/wordprocessingGroup">
                   <wpg:wgp>
                     <wpg:cNvGrpSpPr/>
                     <wpg:grpSpPr>
                       <a:xfrm>
-                        <a:off x="1469325" y="3679975"/>
+                        <a:off x="1469325" y="3684625"/>
                         <a:ext cx="7753350" cy="190500"/>
-                        <a:chOff x="1469325" y="3679975"/>
-                        <a:chExt cx="7753375" cy="195275"/>
+                        <a:chOff x="1469325" y="3684625"/>
+                        <a:chExt cx="7753350" cy="190625"/>
                       </a:xfrm>
                     </wpg:grpSpPr>
                     <wpg:grpSp>
@@ -1615,8 +1736,8 @@
                         <a:xfrm>
                           <a:off x="1469325" y="3684750"/>
                           <a:ext cx="7753350" cy="190500"/>
-                          <a:chOff x="0" y="14970"/>
-                          <a:chExt cx="12255" cy="300"/>
+                          <a:chOff x="1469325" y="3679975"/>
+                          <a:chExt cx="7753375" cy="195275"/>
                         </a:xfrm>
                       </wpg:grpSpPr>
                       <wps:wsp>
@@ -1624,8 +1745,8 @@
                         <wps:cNvPr id="3" name="Shape 3"/>
                         <wps:spPr>
                           <a:xfrm>
-                            <a:off x="0" y="14970"/>
-                            <a:ext cx="12250" cy="300"/>
+                            <a:off x="1469325" y="3679975"/>
+                            <a:ext cx="7753375" cy="195275"/>
                           </a:xfrm>
                           <a:prstGeom prst="rect">
                             <a:avLst/>
@@ -1651,115 +1772,158 @@
                           <a:noAutofit/>
                         </wps:bodyPr>
                       </wps:wsp>
-                      <wps:wsp>
-                        <wps:cNvSpPr/>
-                        <wps:cNvPr id="4" name="Shape 4"/>
-                        <wps:spPr>
-                          <a:xfrm>
-                            <a:off x="10803" y="14982"/>
-                            <a:ext cx="659" cy="288"/>
-                          </a:xfrm>
-                          <a:prstGeom prst="rect">
-                            <a:avLst/>
-                          </a:prstGeom>
-                          <a:noFill/>
-                          <a:ln>
-                            <a:noFill/>
-                          </a:ln>
-                        </wps:spPr>
-                        <wps:txbx>
-                          <w:txbxContent>
-                            <w:p>
-                              <w:pPr>
-                                <w:spacing w:after="160" w:before="0" w:line="258.99999618530273"/>
-                                <w:ind w:left="0" w:right="0" w:firstLine="0"/>
-                                <w:jc w:val="center"/>
-                                <w:textDirection w:val="btLr"/>
-                              </w:pPr>
-                              <w:r>
-                                <w:rPr>
-                                  <w:rFonts w:ascii="Calibri" w:cs="Calibri" w:eastAsia="Calibri" w:hAnsi="Calibri"/>
-                                  <w:b w:val="0"/>
-                                  <w:i w:val="0"/>
-                                  <w:smallCaps w:val="0"/>
-                                  <w:strike w:val="0"/>
-                                  <w:color w:val="8c8c8c"/>
-                                  <w:sz w:val="22"/>
-                                  <w:vertAlign w:val="baseline"/>
-                                </w:rPr>
-                                <w:t xml:space="preserve">0</w:t>
-                              </w:r>
-                            </w:p>
-                          </w:txbxContent>
-                        </wps:txbx>
-                        <wps:bodyPr anchorCtr="0" anchor="t" bIns="0" lIns="0" spcFirstLastPara="1" rIns="0" wrap="square" tIns="0">
-                          <a:noAutofit/>
-                        </wps:bodyPr>
-                      </wps:wsp>
                       <wpg:grpSp>
                         <wpg:cNvGrpSpPr/>
                         <wpg:grpSpPr>
-                          <a:xfrm flipH="1">
-                            <a:off x="0" y="14970"/>
-                            <a:ext cx="12255" cy="230"/>
-                            <a:chOff x="-8" y="14978"/>
-                            <a:chExt cx="12255" cy="230"/>
+                          <a:xfrm>
+                            <a:off x="1469325" y="3684750"/>
+                            <a:ext cx="7753350" cy="190500"/>
+                            <a:chOff x="0" y="14970"/>
+                            <a:chExt cx="12255" cy="300"/>
                           </a:xfrm>
                         </wpg:grpSpPr>
                         <wps:wsp>
-                          <wps:cNvCnPr/>
+                          <wps:cNvSpPr/>
+                          <wps:cNvPr id="5" name="Shape 5"/>
                           <wps:spPr>
-                            <a:xfrm flipH="1" rot="10800000">
-                              <a:off x="-8" y="14978"/>
-                              <a:ext cx="1260" cy="230"/>
+                            <a:xfrm>
+                              <a:off x="0" y="14970"/>
+                              <a:ext cx="12250" cy="300"/>
                             </a:xfrm>
-                            <a:prstGeom prst="bentConnector3">
-                              <a:avLst>
-                                <a:gd fmla="val 923254" name="adj1"/>
-                              </a:avLst>
+                            <a:prstGeom prst="rect">
+                              <a:avLst/>
                             </a:prstGeom>
                             <a:noFill/>
-                            <a:ln cap="flat" cmpd="sng" w="9525">
-                              <a:solidFill>
-                                <a:srgbClr val="A5A5A5"/>
-                              </a:solidFill>
-                              <a:prstDash val="solid"/>
-                              <a:miter lim="8000"/>
-                              <a:headEnd len="med" w="med" type="none"/>
-                              <a:tailEnd len="med" w="med" type="none"/>
+                            <a:ln>
+                              <a:noFill/>
                             </a:ln>
                           </wps:spPr>
+                          <wps:txbx>
+                            <w:txbxContent>
+                              <w:p>
+                                <w:pPr>
+                                  <w:spacing w:after="0" w:before="0" w:line="240"/>
+                                  <w:ind w:left="0" w:right="0" w:firstLine="0"/>
+                                  <w:jc w:val="left"/>
+                                  <w:textDirection w:val="btLr"/>
+                                </w:pPr>
+                              </w:p>
+                            </w:txbxContent>
+                          </wps:txbx>
                           <wps:bodyPr anchorCtr="0" anchor="ctr" bIns="91425" lIns="91425" spcFirstLastPara="1" rIns="91425" wrap="square" tIns="91425">
                             <a:noAutofit/>
                           </wps:bodyPr>
                         </wps:wsp>
                         <wps:wsp>
-                          <wps:cNvCnPr/>
+                          <wps:cNvSpPr/>
+                          <wps:cNvPr id="6" name="Shape 6"/>
                           <wps:spPr>
-                            <a:xfrm rot="10800000">
-                              <a:off x="1252" y="14978"/>
-                              <a:ext cx="10995" cy="230"/>
+                            <a:xfrm>
+                              <a:off x="10803" y="14982"/>
+                              <a:ext cx="659" cy="288"/>
                             </a:xfrm>
-                            <a:prstGeom prst="bentConnector3">
-                              <a:avLst>
-                                <a:gd fmla="val 14609" name="adj1"/>
-                              </a:avLst>
+                            <a:prstGeom prst="rect">
+                              <a:avLst/>
                             </a:prstGeom>
                             <a:noFill/>
-                            <a:ln cap="flat" cmpd="sng" w="9525">
-                              <a:solidFill>
-                                <a:srgbClr val="A5A5A5"/>
-                              </a:solidFill>
-                              <a:prstDash val="solid"/>
-                              <a:miter lim="8000"/>
-                              <a:headEnd len="med" w="med" type="none"/>
-                              <a:tailEnd len="med" w="med" type="none"/>
+                            <a:ln>
+                              <a:noFill/>
                             </a:ln>
                           </wps:spPr>
-                          <wps:bodyPr anchorCtr="0" anchor="ctr" bIns="91425" lIns="91425" spcFirstLastPara="1" rIns="91425" wrap="square" tIns="91425">
+                          <wps:txbx>
+                            <w:txbxContent>
+                              <w:p>
+                                <w:pPr>
+                                  <w:spacing w:after="160" w:before="0" w:line="258.99999618530273"/>
+                                  <w:ind w:left="0" w:right="0" w:firstLine="0"/>
+                                  <w:jc w:val="center"/>
+                                  <w:textDirection w:val="btLr"/>
+                                </w:pPr>
+                                <w:r>
+                                  <w:rPr>
+                                    <w:rFonts w:ascii="Calibri" w:cs="Calibri" w:eastAsia="Calibri" w:hAnsi="Calibri"/>
+                                    <w:b w:val="0"/>
+                                    <w:i w:val="0"/>
+                                    <w:smallCaps w:val="0"/>
+                                    <w:strike w:val="0"/>
+                                    <w:color w:val="8c8c8c"/>
+                                    <w:sz w:val="22"/>
+                                    <w:vertAlign w:val="baseline"/>
+                                  </w:rPr>
+                                  <w:t xml:space="preserve">0</w:t>
+                                </w:r>
+                              </w:p>
+                            </w:txbxContent>
+                          </wps:txbx>
+                          <wps:bodyPr anchorCtr="0" anchor="t" bIns="0" lIns="0" spcFirstLastPara="1" rIns="0" wrap="square" tIns="0">
                             <a:noAutofit/>
                           </wps:bodyPr>
                         </wps:wsp>
+                        <wpg:grpSp>
+                          <wpg:cNvGrpSpPr/>
+                          <wpg:grpSpPr>
+                            <a:xfrm flipH="1">
+                              <a:off x="0" y="14970"/>
+                              <a:ext cx="12255" cy="230"/>
+                              <a:chOff x="-8" y="14978"/>
+                              <a:chExt cx="12255" cy="230"/>
+                            </a:xfrm>
+                          </wpg:grpSpPr>
+                          <wps:wsp>
+                            <wps:cNvCnPr/>
+                            <wps:spPr>
+                              <a:xfrm flipH="1" rot="10800000">
+                                <a:off x="-8" y="14978"/>
+                                <a:ext cx="1260" cy="230"/>
+                              </a:xfrm>
+                              <a:prstGeom prst="bentConnector3">
+                                <a:avLst>
+                                  <a:gd fmla="val 50000" name="adj1"/>
+                                </a:avLst>
+                              </a:prstGeom>
+                              <a:noFill/>
+                              <a:ln cap="flat" cmpd="sng" w="9525">
+                                <a:solidFill>
+                                  <a:srgbClr val="A5A5A5"/>
+                                </a:solidFill>
+                                <a:prstDash val="solid"/>
+                                <a:miter lim="80"/>
+                                <a:headEnd len="sm" w="sm" type="none"/>
+                                <a:tailEnd len="sm" w="sm" type="none"/>
+                              </a:ln>
+                            </wps:spPr>
+                            <wps:bodyPr anchorCtr="0" anchor="ctr" bIns="91425" lIns="91425" spcFirstLastPara="1" rIns="91425" wrap="square" tIns="91425">
+                              <a:noAutofit/>
+                            </wps:bodyPr>
+                          </wps:wsp>
+                          <wps:wsp>
+                            <wps:cNvCnPr/>
+                            <wps:spPr>
+                              <a:xfrm rot="10800000">
+                                <a:off x="1252" y="14978"/>
+                                <a:ext cx="10995" cy="230"/>
+                              </a:xfrm>
+                              <a:prstGeom prst="bentConnector3">
+                                <a:avLst>
+                                  <a:gd fmla="val 96778" name="adj1"/>
+                                </a:avLst>
+                              </a:prstGeom>
+                              <a:noFill/>
+                              <a:ln cap="flat" cmpd="sng" w="9525">
+                                <a:solidFill>
+                                  <a:srgbClr val="A5A5A5"/>
+                                </a:solidFill>
+                                <a:prstDash val="solid"/>
+                                <a:miter lim="80"/>
+                                <a:headEnd len="sm" w="sm" type="none"/>
+                                <a:tailEnd len="sm" w="sm" type="none"/>
+                              </a:ln>
+                            </wps:spPr>
+                            <wps:bodyPr anchorCtr="0" anchor="ctr" bIns="91425" lIns="91425" spcFirstLastPara="1" rIns="91425" wrap="square" tIns="91425">
+                              <a:noAutofit/>
+                            </wps:bodyPr>
+                          </wps:wsp>
+                        </wpg:grpSp>
                       </wpg:grpSp>
                     </wpg:grpSp>
                   </wpg:wgp>
@@ -1773,7 +1937,7 @@
             <wp:anchor allowOverlap="1" behindDoc="0" distB="0" distT="0" distL="114300" distR="114300" hidden="0" layoutInCell="1" locked="0" relativeHeight="0" simplePos="0">
               <wp:simplePos x="0" y="0"/>
               <wp:positionH relativeFrom="column">
-                <wp:posOffset>-683894</wp:posOffset>
+                <wp:posOffset>-683893</wp:posOffset>
               </wp:positionH>
               <wp:positionV relativeFrom="paragraph">
                 <wp:posOffset>0</wp:posOffset>
@@ -1781,7 +1945,7 @@
               <wp:extent cx="7753350" cy="190500"/>
               <wp:effectExtent b="0" l="0" r="0" t="0"/>
               <wp:wrapNone/>
-              <wp:docPr id="1" name="image5.png"/>
+              <wp:docPr id="6" name="image5.png"/>
               <a:graphic>
                 <a:graphicData uri="http://schemas.openxmlformats.org/drawingml/2006/picture">
                   <pic:pic>
@@ -1822,7 +1986,6 @@
     <w:pPr>
       <w:keepNext w:val="0"/>
       <w:keepLines w:val="0"/>
-      <w:pageBreakBefore w:val="0"/>
       <w:widowControl w:val="0"/>
       <w:pBdr>
         <w:top w:space="0" w:sz="0" w:val="nil"/>
@@ -1978,12 +2141,12 @@
               <wp:inline distB="0" distT="0" distL="0" distR="0">
                 <wp:extent cx="1996440" cy="428625"/>
                 <wp:effectExtent b="0" l="0" r="0" t="0"/>
-                <wp:docPr descr="http://www.duoc.cl/normasgraficas/normasgraficas/marca-duoc/6logo-fondo-transparente/fondo-transparente.png" id="4" name="image1.png"/>
+                <wp:docPr descr="http://www.duoc.cl/normasgraficas/normasgraficas/marca-duoc/6logo-fondo-transparente/fondo-transparente.png" id="9" name="image3.png"/>
                 <a:graphic>
                   <a:graphicData uri="http://schemas.openxmlformats.org/drawingml/2006/picture">
                     <pic:pic>
                       <pic:nvPicPr>
-                        <pic:cNvPr descr="http://www.duoc.cl/normasgraficas/normasgraficas/marca-duoc/6logo-fondo-transparente/fondo-transparente.png" id="0" name="image1.png"/>
+                        <pic:cNvPr descr="http://www.duoc.cl/normasgraficas/normasgraficas/marca-duoc/6logo-fondo-transparente/fondo-transparente.png" id="0" name="image3.png"/>
                         <pic:cNvPicPr preferRelativeResize="0"/>
                       </pic:nvPicPr>
                       <pic:blipFill>
@@ -2020,7 +2183,6 @@
     <w:pPr>
       <w:keepNext w:val="0"/>
       <w:keepLines w:val="0"/>
-      <w:pageBreakBefore w:val="0"/>
       <w:widowControl w:val="1"/>
       <w:pBdr>
         <w:top w:space="0" w:sz="0" w:val="nil"/>
@@ -2069,7 +2231,6 @@
     <w:pPr>
       <w:keepNext w:val="0"/>
       <w:keepLines w:val="0"/>
-      <w:pageBreakBefore w:val="0"/>
       <w:widowControl w:val="0"/>
       <w:pBdr>
         <w:top w:space="0" w:sz="0" w:val="nil"/>
@@ -2169,12 +2330,12 @@
               <wp:inline distB="0" distT="0" distL="0" distR="0">
                 <wp:extent cx="361950" cy="581025"/>
                 <wp:effectExtent b="0" l="0" r="0" t="0"/>
-                <wp:docPr id="3" name="image3.png"/>
+                <wp:docPr id="8" name="image2.png"/>
                 <a:graphic>
                   <a:graphicData uri="http://schemas.openxmlformats.org/drawingml/2006/picture">
                     <pic:pic>
                       <pic:nvPicPr>
-                        <pic:cNvPr id="0" name="image3.png"/>
+                        <pic:cNvPr id="0" name="image2.png"/>
                         <pic:cNvPicPr preferRelativeResize="0"/>
                       </pic:nvPicPr>
                       <pic:blipFill>
@@ -2325,12 +2486,12 @@
               <wp:inline distB="0" distT="0" distL="0" distR="0">
                 <wp:extent cx="1895475" cy="466725"/>
                 <wp:effectExtent b="0" l="0" r="0" t="0"/>
-                <wp:docPr id="5" name="image4.png"/>
+                <wp:docPr id="10" name="image1.png"/>
                 <a:graphic>
                   <a:graphicData uri="http://schemas.openxmlformats.org/drawingml/2006/picture">
                     <pic:pic>
                       <pic:nvPicPr>
-                        <pic:cNvPr id="0" name="image4.png"/>
+                        <pic:cNvPr id="0" name="image1.png"/>
                         <pic:cNvPicPr preferRelativeResize="0"/>
                       </pic:nvPicPr>
                       <pic:blipFill>
@@ -2367,7 +2528,6 @@
     <w:pPr>
       <w:keepNext w:val="0"/>
       <w:keepLines w:val="0"/>
-      <w:pageBreakBefore w:val="0"/>
       <w:widowControl w:val="1"/>
       <w:pBdr>
         <w:top w:space="0" w:sz="0" w:val="nil"/>
@@ -2555,6 +2715,177 @@
       <w:sz w:val="56"/>
       <w:szCs w:val="56"/>
     </w:rPr>
+  </w:style>
+  <w:style w:type="table" w:styleId="TableNormal" w:default="1">
+    <w:name w:val="TableNormal"/>
+    <w:tblPr>
+      <w:tblCellMar>
+        <w:top w:w="100.0" w:type="dxa"/>
+        <w:left w:w="100.0" w:type="dxa"/>
+        <w:bottom w:w="100.0" w:type="dxa"/>
+        <w:right w:w="100.0" w:type="dxa"/>
+      </w:tblCellMar>
+    </w:tblPr>
+  </w:style>
+  <w:style w:type="paragraph" w:styleId="Normal" w:default="1">
+    <w:name w:val="normal"/>
+  </w:style>
+  <w:style w:type="table" w:styleId="Table1">
+    <w:basedOn w:val="TableNormal"/>
+    <w:pPr>
+      <w:spacing w:after="0" w:line="240" w:lineRule="auto"/>
+    </w:pPr>
+    <w:tblPr>
+      <w:tblStyleRowBandSize w:val="1"/>
+      <w:tblStyleColBandSize w:val="1"/>
+      <w:tblCellMar>
+        <w:top w:w="0.0" w:type="dxa"/>
+        <w:left w:w="108.0" w:type="dxa"/>
+        <w:bottom w:w="0.0" w:type="dxa"/>
+        <w:right w:w="108.0" w:type="dxa"/>
+      </w:tblCellMar>
+    </w:tblPr>
+  </w:style>
+  <w:style w:type="table" w:styleId="Table2">
+    <w:basedOn w:val="TableNormal"/>
+    <w:tblPr>
+      <w:tblStyleRowBandSize w:val="1"/>
+      <w:tblStyleColBandSize w:val="1"/>
+      <w:tblCellMar>
+        <w:top w:w="15.0" w:type="dxa"/>
+        <w:left w:w="15.0" w:type="dxa"/>
+        <w:bottom w:w="15.0" w:type="dxa"/>
+        <w:right w:w="15.0" w:type="dxa"/>
+      </w:tblCellMar>
+    </w:tblPr>
+  </w:style>
+  <w:style w:type="table" w:styleId="Table3">
+    <w:basedOn w:val="TableNormal"/>
+    <w:pPr>
+      <w:spacing w:after="0" w:line="240" w:lineRule="auto"/>
+    </w:pPr>
+    <w:tblPr>
+      <w:tblStyleRowBandSize w:val="1"/>
+      <w:tblStyleColBandSize w:val="1"/>
+      <w:tblCellMar>
+        <w:top w:w="0.0" w:type="dxa"/>
+        <w:left w:w="108.0" w:type="dxa"/>
+        <w:bottom w:w="0.0" w:type="dxa"/>
+        <w:right w:w="108.0" w:type="dxa"/>
+      </w:tblCellMar>
+    </w:tblPr>
+  </w:style>
+  <w:style w:type="table" w:styleId="Table4">
+    <w:basedOn w:val="TableNormal"/>
+    <w:pPr>
+      <w:spacing w:after="0" w:line="240" w:lineRule="auto"/>
+    </w:pPr>
+    <w:tblPr>
+      <w:tblStyleRowBandSize w:val="1"/>
+      <w:tblStyleColBandSize w:val="1"/>
+      <w:tblCellMar>
+        <w:top w:w="0.0" w:type="dxa"/>
+        <w:left w:w="108.0" w:type="dxa"/>
+        <w:bottom w:w="0.0" w:type="dxa"/>
+        <w:right w:w="108.0" w:type="dxa"/>
+      </w:tblCellMar>
+    </w:tblPr>
+  </w:style>
+  <w:style w:type="table" w:styleId="Table5">
+    <w:basedOn w:val="TableNormal"/>
+    <w:pPr>
+      <w:spacing w:after="0" w:line="240" w:lineRule="auto"/>
+    </w:pPr>
+    <w:tblPr>
+      <w:tblStyleRowBandSize w:val="1"/>
+      <w:tblStyleColBandSize w:val="1"/>
+      <w:tblCellMar>
+        <w:top w:w="0.0" w:type="dxa"/>
+        <w:left w:w="108.0" w:type="dxa"/>
+        <w:bottom w:w="0.0" w:type="dxa"/>
+        <w:right w:w="108.0" w:type="dxa"/>
+      </w:tblCellMar>
+    </w:tblPr>
+  </w:style>
+  <w:style w:type="table" w:styleId="Table6">
+    <w:basedOn w:val="TableNormal"/>
+    <w:pPr>
+      <w:spacing w:after="0" w:line="240" w:lineRule="auto"/>
+    </w:pPr>
+    <w:tblPr>
+      <w:tblStyleRowBandSize w:val="1"/>
+      <w:tblStyleColBandSize w:val="1"/>
+      <w:tblCellMar>
+        <w:top w:w="0.0" w:type="dxa"/>
+        <w:left w:w="108.0" w:type="dxa"/>
+        <w:bottom w:w="0.0" w:type="dxa"/>
+        <w:right w:w="108.0" w:type="dxa"/>
+      </w:tblCellMar>
+    </w:tblPr>
+  </w:style>
+  <w:style w:type="table" w:styleId="Table7">
+    <w:basedOn w:val="TableNormal"/>
+    <w:pPr>
+      <w:spacing w:after="0" w:line="240" w:lineRule="auto"/>
+    </w:pPr>
+    <w:tblPr>
+      <w:tblStyleRowBandSize w:val="1"/>
+      <w:tblStyleColBandSize w:val="1"/>
+      <w:tblCellMar>
+        <w:top w:w="0.0" w:type="dxa"/>
+        <w:left w:w="108.0" w:type="dxa"/>
+        <w:bottom w:w="0.0" w:type="dxa"/>
+        <w:right w:w="108.0" w:type="dxa"/>
+      </w:tblCellMar>
+    </w:tblPr>
+  </w:style>
+  <w:style w:type="table" w:styleId="Table8">
+    <w:basedOn w:val="TableNormal"/>
+    <w:pPr>
+      <w:spacing w:after="0" w:line="240" w:lineRule="auto"/>
+    </w:pPr>
+    <w:tblPr>
+      <w:tblStyleRowBandSize w:val="1"/>
+      <w:tblStyleColBandSize w:val="1"/>
+      <w:tblCellMar>
+        <w:top w:w="0.0" w:type="dxa"/>
+        <w:left w:w="108.0" w:type="dxa"/>
+        <w:bottom w:w="0.0" w:type="dxa"/>
+        <w:right w:w="108.0" w:type="dxa"/>
+      </w:tblCellMar>
+    </w:tblPr>
+  </w:style>
+  <w:style w:type="table" w:styleId="Table9">
+    <w:basedOn w:val="TableNormal"/>
+    <w:pPr>
+      <w:spacing w:after="0" w:line="240" w:lineRule="auto"/>
+    </w:pPr>
+    <w:tblPr>
+      <w:tblStyleRowBandSize w:val="1"/>
+      <w:tblStyleColBandSize w:val="1"/>
+      <w:tblCellMar>
+        <w:top w:w="0.0" w:type="dxa"/>
+        <w:left w:w="108.0" w:type="dxa"/>
+        <w:bottom w:w="0.0" w:type="dxa"/>
+        <w:right w:w="108.0" w:type="dxa"/>
+      </w:tblCellMar>
+    </w:tblPr>
+  </w:style>
+  <w:style w:type="table" w:styleId="Table10">
+    <w:basedOn w:val="TableNormal"/>
+    <w:pPr>
+      <w:spacing w:after="0" w:line="240" w:lineRule="auto"/>
+    </w:pPr>
+    <w:tblPr>
+      <w:tblStyleRowBandSize w:val="1"/>
+      <w:tblStyleColBandSize w:val="1"/>
+      <w:tblCellMar>
+        <w:top w:w="0.0" w:type="dxa"/>
+        <w:left w:w="108.0" w:type="dxa"/>
+        <w:bottom w:w="0.0" w:type="dxa"/>
+        <w:right w:w="108.0" w:type="dxa"/>
+      </w:tblCellMar>
+    </w:tblPr>
   </w:style>
   <w:style w:type="paragraph" w:styleId="Subtitle">
     <w:name w:val="Subtitle"/>
@@ -3050,4 +3381,19 @@
   </a:objectDefaults>
   <a:extraClrSchemeLst/>
 </a:theme>
+</file>
+
+<file path=customXML/item1.xml><?xml version="1.0" encoding="utf-8"?>
+<go:gDocsCustomXmlDataStorage xmlns:go="http://customooxmlschemas.google.com/" xmlns:r="http://schemas.openxmlformats.org/officeDocument/2006/relationships" uri="GoogleDocsCustomDataVersion2">
+  <go:docsCustomData xmlns:go="http://customooxmlschemas.google.com/" roundtripDataSignature="AMtx7mi/K49Lk5ijvhBA8fgI2XmYgJAPAw==">CgMxLjAyDmgueGJ0b3IwYW50NGxoOAByITFiMHRIVlpLQ0RHSWNFTHd2SFp1WlVBb0pmLXRodmxUVg==</go:docsCustomData>
+</go:gDocsCustomXmlDataStorage>
+</file>
+
+<file path=customXML/itemProps1.xml><?xml version="1.0" encoding="utf-8"?>
+<ds:datastoreItem xmlns:ds="http://schemas.openxmlformats.org/officeDocument/2006/customXml" ds:itemID="{11111111-1234-1234-1234-123412341234}">
+  <ds:schemaRefs>
+    <ds:schemaRef ds:uri="http://schemas.openxmlformats.org/officeDocument/2006/relationships"/>
+    <ds:schemaRef ds:uri="http://customooxmlschemas.google.com/"/>
+  </ds:schemaRefs>
+</ds:datastoreItem>
 </file>